--- a/2022_04_29 PWC Challenge 1 - Hotel Analytics/Data Wrangling Challenge #1.docx
+++ b/2022_04_29 PWC Challenge 1 - Hotel Analytics/Data Wrangling Challenge #1.docx
@@ -1,6 +1,6 @@
 
 <file path=word/document.xml><?xml version="1.0" encoding="utf-8"?>
-<w:document xmlns:wpc="http://schemas.microsoft.com/office/word/2010/wordprocessingCanvas" xmlns:cx="http://schemas.microsoft.com/office/drawing/2014/chartex" xmlns:cx1="http://schemas.microsoft.com/office/drawing/2015/9/8/chartex" xmlns:cx2="http://schemas.microsoft.com/office/drawing/2015/10/21/chartex" xmlns:cx3="http://schemas.microsoft.com/office/drawing/2016/5/9/chartex" xmlns:cx4="http://schemas.microsoft.com/office/drawing/2016/5/10/chartex" xmlns:cx5="http://schemas.microsoft.com/office/drawing/2016/5/11/chartex" xmlns:cx6="http://schemas.microsoft.com/office/drawing/2016/5/12/chartex" xmlns:cx7="http://schemas.microsoft.com/office/drawing/2016/5/13/chartex" xmlns:cx8="http://schemas.microsoft.com/office/drawing/2016/5/14/chartex" xmlns:mc="http://schemas.openxmlformats.org/markup-compatibility/2006" xmlns:aink="http://schemas.microsoft.com/office/drawing/2016/ink" xmlns:am3d="http://schemas.microsoft.com/office/drawing/2017/model3d" xmlns:o="urn:schemas-microsoft-com:office:office" xmlns:r="http://schemas.openxmlformats.org/officeDocument/2006/relationships" xmlns:m="http://schemas.openxmlformats.org/officeDocument/2006/math" xmlns:v="urn:schemas-microsoft-com:vml" xmlns:wp14="http://schemas.microsoft.com/office/word/2010/wordprocessingDrawing" xmlns:wp="http://schemas.openxmlformats.org/drawingml/2006/wordprocessingDrawing" xmlns:w10="urn:schemas-microsoft-com:office:word" xmlns:w="http://schemas.openxmlformats.org/wordprocessingml/2006/main" xmlns:w14="http://schemas.microsoft.com/office/word/2010/wordml" xmlns:w15="http://schemas.microsoft.com/office/word/2012/wordml" xmlns:w16cex="http://schemas.microsoft.com/office/word/2018/wordml/cex" xmlns:w16cid="http://schemas.microsoft.com/office/word/2016/wordml/cid" xmlns:w16="http://schemas.microsoft.com/office/word/2018/wordml" xmlns:w16sdtdh="http://schemas.microsoft.com/office/word/2020/wordml/sdtdatahash" xmlns:w16se="http://schemas.microsoft.com/office/word/2015/wordml/symex" xmlns:wpg="http://schemas.microsoft.com/office/word/2010/wordprocessingGroup" xmlns:wpi="http://schemas.microsoft.com/office/word/2010/wordprocessingInk" xmlns:wne="http://schemas.microsoft.com/office/word/2006/wordml" xmlns:wps="http://schemas.microsoft.com/office/word/2010/wordprocessingShape" mc:Ignorable="w14 w15 w16se w16cid w16 w16cex w16sdtdh wp14">
+<w:document xmlns:wpc="http://schemas.microsoft.com/office/word/2010/wordprocessingCanvas" xmlns:cx="http://schemas.microsoft.com/office/drawing/2014/chartex" xmlns:cx1="http://schemas.microsoft.com/office/drawing/2015/9/8/chartex" xmlns:cx2="http://schemas.microsoft.com/office/drawing/2015/10/21/chartex" xmlns:cx3="http://schemas.microsoft.com/office/drawing/2016/5/9/chartex" xmlns:cx4="http://schemas.microsoft.com/office/drawing/2016/5/10/chartex" xmlns:cx5="http://schemas.microsoft.com/office/drawing/2016/5/11/chartex" xmlns:cx6="http://schemas.microsoft.com/office/drawing/2016/5/12/chartex" xmlns:cx7="http://schemas.microsoft.com/office/drawing/2016/5/13/chartex" xmlns:cx8="http://schemas.microsoft.com/office/drawing/2016/5/14/chartex" xmlns:mc="http://schemas.openxmlformats.org/markup-compatibility/2006" xmlns:aink="http://schemas.microsoft.com/office/drawing/2016/ink" xmlns:am3d="http://schemas.microsoft.com/office/drawing/2017/model3d" xmlns:o="urn:schemas-microsoft-com:office:office" xmlns:oel="http://schemas.microsoft.com/office/2019/extlst" xmlns:r="http://schemas.openxmlformats.org/officeDocument/2006/relationships" xmlns:m="http://schemas.openxmlformats.org/officeDocument/2006/math" xmlns:v="urn:schemas-microsoft-com:vml" xmlns:wp14="http://schemas.microsoft.com/office/word/2010/wordprocessingDrawing" xmlns:wp="http://schemas.openxmlformats.org/drawingml/2006/wordprocessingDrawing" xmlns:w10="urn:schemas-microsoft-com:office:word" xmlns:w="http://schemas.openxmlformats.org/wordprocessingml/2006/main" xmlns:w14="http://schemas.microsoft.com/office/word/2010/wordml" xmlns:w15="http://schemas.microsoft.com/office/word/2012/wordml" xmlns:w16cex="http://schemas.microsoft.com/office/word/2018/wordml/cex" xmlns:w16cid="http://schemas.microsoft.com/office/word/2016/wordml/cid" xmlns:w16="http://schemas.microsoft.com/office/word/2018/wordml" xmlns:w16sdtdh="http://schemas.microsoft.com/office/word/2020/wordml/sdtdatahash" xmlns:w16se="http://schemas.microsoft.com/office/word/2015/wordml/symex" xmlns:wpg="http://schemas.microsoft.com/office/word/2010/wordprocessingGroup" xmlns:wpi="http://schemas.microsoft.com/office/word/2010/wordprocessingInk" xmlns:wne="http://schemas.microsoft.com/office/word/2006/wordml" xmlns:wps="http://schemas.microsoft.com/office/word/2010/wordprocessingShape" mc:Ignorable="w14 w15 w16se w16cid w16 w16cex w16sdtdh wp14">
   <w:body>
     <w:p>
       <w:pPr>
@@ -66,15 +66,9 @@
       </w:r>
     </w:p>
     <w:p/>
-    <w:p/>
-    <w:p/>
-    <w:p/>
-    <w:p>
-      <w:r>
-        <w:t>Low Spring Effect</w:t>
-      </w:r>
-      <w:r>
-        <w:t xml:space="preserve"> = food</w:t>
+    <w:p>
+      <w:r>
+        <w:t>Room types</w:t>
       </w:r>
     </w:p>
     <w:p>
@@ -86,21 +80,7 @@
         </w:numPr>
       </w:pPr>
       <w:r>
-        <w:t>Club Deluxe</w:t>
-      </w:r>
-      <w:r>
-        <w:tab/>
-        <w:t>January through June</w:t>
-      </w:r>
-      <w:r>
-        <w:tab/>
-      </w:r>
-      <w:r>
-        <w:tab/>
-        <w:t>below 90%</w:t>
-      </w:r>
-      <w:r>
-        <w:t>, gets better after June</w:t>
+        <w:t>Executive</w:t>
       </w:r>
     </w:p>
     <w:p>
@@ -112,21 +92,7 @@
         </w:numPr>
       </w:pPr>
       <w:r>
-        <w:t>One Club</w:t>
-      </w:r>
-      <w:r>
-        <w:tab/>
-        <w:t>February to June</w:t>
-      </w:r>
-      <w:r>
-        <w:tab/>
-      </w:r>
-      <w:r>
-        <w:tab/>
-        <w:t>60-70%</w:t>
-      </w:r>
-      <w:r>
-        <w:t>, okay 2-3 months, then bad again</w:t>
+        <w:t>Superior King</w:t>
       </w:r>
     </w:p>
     <w:p>
@@ -138,37 +104,7 @@
         </w:numPr>
       </w:pPr>
       <w:r>
-        <w:t xml:space="preserve">One </w:t>
-      </w:r>
-      <w:r>
-        <w:t>Suite</w:t>
-      </w:r>
-      <w:r>
-        <w:tab/>
-        <w:t>March to July</w:t>
-      </w:r>
-      <w:r>
-        <w:tab/>
-      </w:r>
-      <w:r>
-        <w:tab/>
-      </w:r>
-      <w:r>
-        <w:tab/>
-        <w:t>60-70%</w:t>
-      </w:r>
-      <w:r>
-        <w:t xml:space="preserve">, </w:t>
-      </w:r>
-      <w:r>
-        <w:t>okay 2-3 months, then bad again</w:t>
-      </w:r>
-    </w:p>
-    <w:p/>
-    <w:p/>
-    <w:p>
-      <w:r>
-        <w:t xml:space="preserve">King </w:t>
+        <w:t>Club deluxe</w:t>
       </w:r>
     </w:p>
     <w:p>
@@ -180,6 +116,147 @@
         </w:numPr>
       </w:pPr>
       <w:r>
+        <w:t>One Club</w:t>
+      </w:r>
+    </w:p>
+    <w:p>
+      <w:pPr>
+        <w:pStyle w:val="a5"/>
+        <w:numPr>
+          <w:ilvl w:val="0"/>
+          <w:numId w:val="1"/>
+        </w:numPr>
+      </w:pPr>
+      <w:r>
+        <w:t xml:space="preserve">One suite </w:t>
+      </w:r>
+    </w:p>
+    <w:p>
+      <w:pPr>
+        <w:pStyle w:val="a5"/>
+        <w:numPr>
+          <w:ilvl w:val="0"/>
+          <w:numId w:val="1"/>
+        </w:numPr>
+      </w:pPr>
+      <w:proofErr w:type="spellStart"/>
+      <w:r>
+        <w:t>Kign</w:t>
+      </w:r>
+      <w:proofErr w:type="spellEnd"/>
+    </w:p>
+    <w:p/>
+    <w:p/>
+    <w:p/>
+    <w:p/>
+    <w:p>
+      <w:r>
+        <w:t>Spring Effect</w:t>
+      </w:r>
+      <w:r>
+        <w:t xml:space="preserve"> for three rooms, problem may be food</w:t>
+      </w:r>
+    </w:p>
+    <w:p>
+      <w:pPr>
+        <w:pStyle w:val="a5"/>
+        <w:numPr>
+          <w:ilvl w:val="0"/>
+          <w:numId w:val="1"/>
+        </w:numPr>
+      </w:pPr>
+      <w:r>
+        <w:t>Club Deluxe</w:t>
+      </w:r>
+      <w:r>
+        <w:tab/>
+        <w:t>January through June</w:t>
+      </w:r>
+      <w:r>
+        <w:tab/>
+      </w:r>
+      <w:r>
+        <w:tab/>
+        <w:t>below 90%</w:t>
+      </w:r>
+      <w:r>
+        <w:t>, gets better after June</w:t>
+      </w:r>
+    </w:p>
+    <w:p>
+      <w:pPr>
+        <w:pStyle w:val="a5"/>
+        <w:numPr>
+          <w:ilvl w:val="0"/>
+          <w:numId w:val="1"/>
+        </w:numPr>
+      </w:pPr>
+      <w:r>
+        <w:t>One Club</w:t>
+      </w:r>
+      <w:r>
+        <w:tab/>
+        <w:t>February to June</w:t>
+      </w:r>
+      <w:r>
+        <w:tab/>
+      </w:r>
+      <w:r>
+        <w:tab/>
+        <w:t>60-70%</w:t>
+      </w:r>
+      <w:r>
+        <w:t>, okay 2-3 months, then bad again</w:t>
+      </w:r>
+    </w:p>
+    <w:p>
+      <w:pPr>
+        <w:pStyle w:val="a5"/>
+        <w:numPr>
+          <w:ilvl w:val="0"/>
+          <w:numId w:val="1"/>
+        </w:numPr>
+      </w:pPr>
+      <w:r>
+        <w:t xml:space="preserve">One </w:t>
+      </w:r>
+      <w:r>
+        <w:t>Suite</w:t>
+      </w:r>
+      <w:r>
+        <w:tab/>
+        <w:t>March to July</w:t>
+      </w:r>
+      <w:r>
+        <w:tab/>
+      </w:r>
+      <w:r>
+        <w:tab/>
+      </w:r>
+      <w:r>
+        <w:tab/>
+        <w:t>60-70%</w:t>
+      </w:r>
+      <w:r>
+        <w:t>, okay 2-3 months, then bad again</w:t>
+      </w:r>
+    </w:p>
+    <w:p/>
+    <w:p/>
+    <w:p>
+      <w:r>
+        <w:t>King</w:t>
+      </w:r>
+    </w:p>
+    <w:p>
+      <w:pPr>
+        <w:pStyle w:val="a5"/>
+        <w:numPr>
+          <w:ilvl w:val="0"/>
+          <w:numId w:val="1"/>
+        </w:numPr>
+      </w:pPr>
+      <w:r>
         <w:t xml:space="preserve">July to December </w:t>
       </w:r>
     </w:p>
@@ -257,7 +334,6 @@
     </w:p>
     <w:p>
       <w:r>
-        <w:lastRenderedPageBreak/>
         <w:t>by room type</w:t>
       </w:r>
     </w:p>
@@ -325,8 +401,6 @@
     <w:p>
       <w:r>
         <w:tab/>
-      </w:r>
-      <w:r>
         <w:t>Make a simple visualization?</w:t>
       </w:r>
     </w:p>
@@ -410,7 +484,7 @@
 </file>
 
 <file path=word/numbering.xml><?xml version="1.0" encoding="utf-8"?>
-<w:numbering xmlns:wpc="http://schemas.microsoft.com/office/word/2010/wordprocessingCanvas" xmlns:cx="http://schemas.microsoft.com/office/drawing/2014/chartex" xmlns:cx1="http://schemas.microsoft.com/office/drawing/2015/9/8/chartex" xmlns:cx2="http://schemas.microsoft.com/office/drawing/2015/10/21/chartex" xmlns:cx3="http://schemas.microsoft.com/office/drawing/2016/5/9/chartex" xmlns:cx4="http://schemas.microsoft.com/office/drawing/2016/5/10/chartex" xmlns:cx5="http://schemas.microsoft.com/office/drawing/2016/5/11/chartex" xmlns:cx6="http://schemas.microsoft.com/office/drawing/2016/5/12/chartex" xmlns:cx7="http://schemas.microsoft.com/office/drawing/2016/5/13/chartex" xmlns:cx8="http://schemas.microsoft.com/office/drawing/2016/5/14/chartex" xmlns:mc="http://schemas.openxmlformats.org/markup-compatibility/2006" xmlns:aink="http://schemas.microsoft.com/office/drawing/2016/ink" xmlns:am3d="http://schemas.microsoft.com/office/drawing/2017/model3d" xmlns:o="urn:schemas-microsoft-com:office:office" xmlns:r="http://schemas.openxmlformats.org/officeDocument/2006/relationships" xmlns:m="http://schemas.openxmlformats.org/officeDocument/2006/math" xmlns:v="urn:schemas-microsoft-com:vml" xmlns:wp14="http://schemas.microsoft.com/office/word/2010/wordprocessingDrawing" xmlns:wp="http://schemas.openxmlformats.org/drawingml/2006/wordprocessingDrawing" xmlns:w10="urn:schemas-microsoft-com:office:word" xmlns:w="http://schemas.openxmlformats.org/wordprocessingml/2006/main" xmlns:w14="http://schemas.microsoft.com/office/word/2010/wordml" xmlns:w15="http://schemas.microsoft.com/office/word/2012/wordml" xmlns:w16cex="http://schemas.microsoft.com/office/word/2018/wordml/cex" xmlns:w16cid="http://schemas.microsoft.com/office/word/2016/wordml/cid" xmlns:w16="http://schemas.microsoft.com/office/word/2018/wordml" xmlns:w16sdtdh="http://schemas.microsoft.com/office/word/2020/wordml/sdtdatahash" xmlns:w16se="http://schemas.microsoft.com/office/word/2015/wordml/symex" xmlns:wpg="http://schemas.microsoft.com/office/word/2010/wordprocessingGroup" xmlns:wpi="http://schemas.microsoft.com/office/word/2010/wordprocessingInk" xmlns:wne="http://schemas.microsoft.com/office/word/2006/wordml" xmlns:wps="http://schemas.microsoft.com/office/word/2010/wordprocessingShape" mc:Ignorable="w14 w15 w16se w16cid w16 w16cex w16sdtdh wp14">
+<w:numbering xmlns:wpc="http://schemas.microsoft.com/office/word/2010/wordprocessingCanvas" xmlns:cx="http://schemas.microsoft.com/office/drawing/2014/chartex" xmlns:cx1="http://schemas.microsoft.com/office/drawing/2015/9/8/chartex" xmlns:cx2="http://schemas.microsoft.com/office/drawing/2015/10/21/chartex" xmlns:cx3="http://schemas.microsoft.com/office/drawing/2016/5/9/chartex" xmlns:cx4="http://schemas.microsoft.com/office/drawing/2016/5/10/chartex" xmlns:cx5="http://schemas.microsoft.com/office/drawing/2016/5/11/chartex" xmlns:cx6="http://schemas.microsoft.com/office/drawing/2016/5/12/chartex" xmlns:cx7="http://schemas.microsoft.com/office/drawing/2016/5/13/chartex" xmlns:cx8="http://schemas.microsoft.com/office/drawing/2016/5/14/chartex" xmlns:mc="http://schemas.openxmlformats.org/markup-compatibility/2006" xmlns:aink="http://schemas.microsoft.com/office/drawing/2016/ink" xmlns:am3d="http://schemas.microsoft.com/office/drawing/2017/model3d" xmlns:o="urn:schemas-microsoft-com:office:office" xmlns:oel="http://schemas.microsoft.com/office/2019/extlst" xmlns:r="http://schemas.openxmlformats.org/officeDocument/2006/relationships" xmlns:m="http://schemas.openxmlformats.org/officeDocument/2006/math" xmlns:v="urn:schemas-microsoft-com:vml" xmlns:wp14="http://schemas.microsoft.com/office/word/2010/wordprocessingDrawing" xmlns:wp="http://schemas.openxmlformats.org/drawingml/2006/wordprocessingDrawing" xmlns:w10="urn:schemas-microsoft-com:office:word" xmlns:w="http://schemas.openxmlformats.org/wordprocessingml/2006/main" xmlns:w14="http://schemas.microsoft.com/office/word/2010/wordml" xmlns:w15="http://schemas.microsoft.com/office/word/2012/wordml" xmlns:w16cex="http://schemas.microsoft.com/office/word/2018/wordml/cex" xmlns:w16cid="http://schemas.microsoft.com/office/word/2016/wordml/cid" xmlns:w16="http://schemas.microsoft.com/office/word/2018/wordml" xmlns:w16sdtdh="http://schemas.microsoft.com/office/word/2020/wordml/sdtdatahash" xmlns:w16se="http://schemas.microsoft.com/office/word/2015/wordml/symex" xmlns:wpg="http://schemas.microsoft.com/office/word/2010/wordprocessingGroup" xmlns:wpi="http://schemas.microsoft.com/office/word/2010/wordprocessingInk" xmlns:wne="http://schemas.microsoft.com/office/word/2006/wordml" xmlns:wps="http://schemas.microsoft.com/office/word/2010/wordprocessingShape" mc:Ignorable="w14 w15 w16se w16cid w16 w16cex w16sdtdh wp14">
   <w:abstractNum w:abstractNumId="0" w15:restartNumberingAfterBreak="0">
     <w:nsid w:val="69D72FF3"/>
     <w:multiLevelType w:val="hybridMultilevel"/>

--- a/2022_04_29 PWC Challenge 1 - Hotel Analytics/Data Wrangling Challenge #1.docx
+++ b/2022_04_29 PWC Challenge 1 - Hotel Analytics/Data Wrangling Challenge #1.docx
@@ -427,7 +427,10 @@
       <w:bookmarkStart w:id="4" w:name="_bjazdsvierim" w:colFirst="0" w:colLast="0"/>
       <w:bookmarkEnd w:id="4"/>
       <w:r>
-        <w:t>By May 13</w:t>
+        <w:t>May 1</w:t>
+      </w:r>
+      <w:r>
+        <w:t>8</w:t>
       </w:r>
     </w:p>
     <w:p/>
@@ -460,6 +463,48 @@
     </w:p>
     <w:p/>
     <w:p/>
+    <w:p/>
+    <w:p>
+      <w:r>
+        <w:t>Visualization options</w:t>
+      </w:r>
+    </w:p>
+    <w:p/>
+    <w:p>
+      <w:pPr>
+        <w:pStyle w:val="a5"/>
+        <w:numPr>
+          <w:ilvl w:val="0"/>
+          <w:numId w:val="1"/>
+        </w:numPr>
+      </w:pPr>
+      <w:r>
+        <w:t>Dynamic chart in Excel</w:t>
+      </w:r>
+    </w:p>
+    <w:p>
+      <w:pPr>
+        <w:pStyle w:val="a5"/>
+        <w:numPr>
+          <w:ilvl w:val="0"/>
+          <w:numId w:val="1"/>
+        </w:numPr>
+      </w:pPr>
+      <w:proofErr w:type="spellStart"/>
+      <w:r>
+        <w:t>R</w:t>
+      </w:r>
+      <w:proofErr w:type="spellEnd"/>
+      <w:r>
+        <w:t xml:space="preserve"> </w:t>
+      </w:r>
+      <w:r>
+        <w:sym w:font="Wingdings" w:char="F0E0"/>
+      </w:r>
+      <w:r>
+        <w:t xml:space="preserve"> D3.js and website</w:t>
+      </w:r>
+    </w:p>
     <w:p/>
     <w:p/>
     <w:p/>

--- a/2022_04_29 PWC Challenge 1 - Hotel Analytics/Data Wrangling Challenge #1.docx
+++ b/2022_04_29 PWC Challenge 1 - Hotel Analytics/Data Wrangling Challenge #1.docx
@@ -139,11 +139,9 @@
           <w:numId w:val="1"/>
         </w:numPr>
       </w:pPr>
-      <w:proofErr w:type="spellStart"/>
       <w:r>
         <w:t>Kign</w:t>
       </w:r>
-      <w:proofErr w:type="spellEnd"/>
     </w:p>
     <w:p/>
     <w:p/>
@@ -376,21 +374,8 @@
     <w:p>
       <w:r>
         <w:tab/>
-        <w:t xml:space="preserve">Calculate Total Accuracy = </w:t>
-      </w:r>
-      <w:proofErr w:type="spellStart"/>
-      <w:r>
-        <w:t>ActualTotal</w:t>
-      </w:r>
-      <w:proofErr w:type="spellEnd"/>
-      <w:r>
-        <w:t xml:space="preserve"> / </w:t>
-      </w:r>
-      <w:proofErr w:type="spellStart"/>
-      <w:r>
-        <w:t>PlanTotal</w:t>
-      </w:r>
-      <w:proofErr w:type="spellEnd"/>
+        <w:t>Calculate Total Accuracy = ActualTotal / PlanTotal</w:t>
+      </w:r>
     </w:p>
     <w:p>
       <w:r>
@@ -490,13 +475,8 @@
           <w:numId w:val="1"/>
         </w:numPr>
       </w:pPr>
-      <w:proofErr w:type="spellStart"/>
-      <w:r>
-        <w:t>R</w:t>
-      </w:r>
-      <w:proofErr w:type="spellEnd"/>
-      <w:r>
-        <w:t xml:space="preserve"> </w:t>
+      <w:r>
+        <w:t xml:space="preserve">R </w:t>
       </w:r>
       <w:r>
         <w:sym w:font="Wingdings" w:char="F0E0"/>
@@ -507,6 +487,16 @@
     </w:p>
     <w:p/>
     <w:p/>
+    <w:p>
+      <w:r>
+        <w:t>Excel – two sheets</w:t>
+      </w:r>
+    </w:p>
+    <w:p>
+      <w:r>
+        <w:t>1. primary analysis (line graphs by room type and revenue type)</w:t>
+      </w:r>
+    </w:p>
     <w:p/>
     <w:p>
       <w:pPr>
